--- a/Information Security/9. Note_Lecture_9_10.docx
+++ b/Information Security/9. Note_Lecture_9_10.docx
@@ -1746,6 +1746,8 @@
         </w:rPr>
         <w:t>Applications of Hash Function</w:t>
       </w:r>
+      <w:bookmarkStart w:id="0" w:name="_GoBack"/>
+      <w:bookmarkEnd w:id="0"/>
     </w:p>
     <w:p>
       <w:pPr>
@@ -4265,8 +4267,6 @@
         </w:rPr>
         <w:t>সক্ষমতা</w:t>
       </w:r>
-      <w:bookmarkStart w:id="0" w:name="_GoBack"/>
-      <w:bookmarkEnd w:id="0"/>
       <w:proofErr w:type="spellEnd"/>
       <w:r>
         <w:rPr>
@@ -11649,6 +11649,7 @@
       </w:pPr>
       <w:r>
         <w:rPr>
+          <w:color w:val="FF0000"/>
           <w:sz w:val="28"/>
           <w:szCs w:val="28"/>
         </w:rPr>
@@ -26825,7 +26826,7 @@
 </file>
 
 <file path=customXml/itemProps1.xml><?xml version="1.0" encoding="utf-8"?>
-<ds:datastoreItem xmlns:ds="http://schemas.openxmlformats.org/officeDocument/2006/customXml" ds:itemID="{7212DDF7-CCD7-4F57-BB5A-21919923B0CA}">
+<ds:datastoreItem xmlns:ds="http://schemas.openxmlformats.org/officeDocument/2006/customXml" ds:itemID="{A61780E9-84FC-4E5D-85AA-FBCF2FBDF9E3}">
   <ds:schemaRefs>
     <ds:schemaRef ds:uri="http://schemas.openxmlformats.org/officeDocument/2006/bibliography"/>
   </ds:schemaRefs>
